--- a/live-prd.docx
+++ b/live-prd.docx
@@ -8,6 +8,32 @@
       </w:pPr>
       <w:r>
         <w:t>泰小虎 · 直播挂车 产品需求文档（PRD）</w:t>
+      </w:r>
+    </w:p>
+    <w:p>
+      <w:r>
+        <w:br/>
+        <w:t xml:space="preserve">  📱 </w:t>
+      </w:r>
+      <w:r>
+        <w:rPr>
+          <w:b/>
+        </w:rPr>
+        <w:t>可交互原型（线上）</w:t>
+      </w:r>
+      <w:r>
+        <w:t>：</w:t>
+      </w:r>
+      <w:hyperlink r:id="rId9">
+        <w:r>
+          <w:rPr>
+            <w:rStyle w:val="Hyperlink"/>
+          </w:rPr>
+          <w:t>https://ddyuan-spec.github.io/taixiaohu/live-proto.html</w:t>
+        </w:r>
+      </w:hyperlink>
+      <w:r>
+        <w:br/>
       </w:r>
     </w:p>
     <w:p>
@@ -885,7 +911,7 @@
                     <pic:cNvPicPr/>
                   </pic:nvPicPr>
                   <pic:blipFill>
-                    <a:blip r:embed="rId9"/>
+                    <a:blip r:embed="rId10"/>
                     <a:stretch>
                       <a:fillRect/>
                     </a:stretch>
@@ -5638,115 +5664,57 @@
     </w:p>
     <w:p>
       <w:pPr>
-        <w:pStyle w:val="Heading5"/>
+        <w:jc w:val="center"/>
       </w:pPr>
       <w:r>
-        <w:t>交互说明</w:t>
+        <w:drawing>
+          <wp:inline xmlns:a="http://schemas.openxmlformats.org/drawingml/2006/main" xmlns:pic="http://schemas.openxmlformats.org/drawingml/2006/picture">
+            <wp:extent cx="5760720" cy="5196037"/>
+            <wp:docPr id="2" name="Picture 2"/>
+            <wp:cNvGraphicFramePr>
+              <a:graphicFrameLocks noChangeAspect="1"/>
+            </wp:cNvGraphicFramePr>
+            <a:graphic>
+              <a:graphicData uri="http://schemas.openxmlformats.org/drawingml/2006/picture">
+                <pic:pic>
+                  <pic:nvPicPr>
+                    <pic:cNvPr id="0" name="img_1_0.png"/>
+                    <pic:cNvPicPr/>
+                  </pic:nvPicPr>
+                  <pic:blipFill>
+                    <a:blip r:embed="rId11"/>
+                    <a:stretch>
+                      <a:fillRect/>
+                    </a:stretch>
+                  </pic:blipFill>
+                  <pic:spPr>
+                    <a:xfrm>
+                      <a:off x="0" y="0"/>
+                      <a:ext cx="5760720" cy="5196037"/>
+                    </a:xfrm>
+                    <a:prstGeom prst="rect"/>
+                  </pic:spPr>
+                </pic:pic>
+              </a:graphicData>
+            </a:graphic>
+          </wp:inline>
+        </w:drawing>
       </w:r>
     </w:p>
     <w:p>
-      <w:pPr>
-        <w:pStyle w:val="ListBullet"/>
-      </w:pPr>
       <w:r>
-        <w:rPr>
-          <w:b/>
-        </w:rPr>
-        <w:t>行勾选：</w:t>
+        <w:t xml:space="preserve">完整可交互原型见 </w:t>
       </w:r>
+      <w:hyperlink r:id="rId9">
+        <w:r>
+          <w:rPr>
+            <w:rStyle w:val="Hyperlink"/>
+          </w:rPr>
+          <w:t>线上链接</w:t>
+        </w:r>
+      </w:hyperlink>
       <w:r>
-        <w:t>每行首列复选框，支持多选；表头复选框全选/反选当前页；</w:t>
-      </w:r>
-      <w:r>
-        <w:rPr>
-          <w:b/>
-        </w:rPr>
-        <w:t>「下架」状态商品复选框置灰禁选，不可勾选推送直播间</w:t>
-      </w:r>
-      <w:r>
-        <w:t>（上架状态判断见列表字段表·上架状态）。</w:t>
-      </w:r>
-    </w:p>
-    <w:p>
-      <w:pPr>
-        <w:pStyle w:val="ListBullet"/>
-      </w:pPr>
-      <w:r>
-        <w:rPr>
-          <w:b/>
-        </w:rPr>
-        <w:t>「同步到直播间」：</w:t>
-      </w:r>
-      <w:r>
-        <w:t>点击弹出「同步到直播间弹窗」（见 4.2）；未勾选任何商品时点击 → 提示「请先勾选要推送的商品」。</w:t>
-      </w:r>
-    </w:p>
-    <w:p>
-      <w:pPr>
-        <w:pStyle w:val="ListBullet"/>
-      </w:pPr>
-      <w:r>
-        <w:rPr>
-          <w:b/>
-        </w:rPr>
-        <w:t>「＋ 新增」：</w:t>
-      </w:r>
-      <w:r>
-        <w:t>点击弹出「添加商品入池弹窗」（见 4.3）。</w:t>
-      </w:r>
-    </w:p>
-    <w:p>
-      <w:pPr>
-        <w:pStyle w:val="ListBullet"/>
-      </w:pPr>
-      <w:r>
-        <w:rPr>
-          <w:b/>
-        </w:rPr>
-        <w:t>「🔄 刷新直播间」：</w:t>
-      </w:r>
-      <w:r>
-        <w:t>点击实时从直播后台重新拉取直播间列表（供弹窗下拉使用），刷新期间按钮 loading。</w:t>
-      </w:r>
-    </w:p>
-    <w:p>
-      <w:pPr>
-        <w:pStyle w:val="ListBullet"/>
-      </w:pPr>
-      <w:r>
-        <w:rPr>
-          <w:b/>
-        </w:rPr>
-        <w:t>行内「更新 / 移出」：</w:t>
-      </w:r>
-      <w:r>
-        <w:t>更新为把商品中心最新字段同步到列表行（不推直播间）；移出为从列表删除该行（不影响直播间卡片）。</w:t>
-      </w:r>
-    </w:p>
-    <w:p>
-      <w:pPr>
-        <w:pStyle w:val="ListBullet"/>
-      </w:pPr>
-      <w:r>
-        <w:rPr>
-          <w:b/>
-        </w:rPr>
-        <w:t>状态列：</w:t>
-      </w:r>
-      <w:r>
-        <w:t>仅两种彩色标签——</w:t>
-      </w:r>
-      <w:r>
-        <w:t>已同步</w:t>
-      </w:r>
-      <w:r>
-        <w:t xml:space="preserve"> / </w:t>
-      </w:r>
-      <w:r>
-        <w:t>同步失败</w:t>
-      </w:r>
-      <w:r>
-        <w:t>。无「待同步」「冷却中」状态。</w:t>
+        <w:t>（点击查看真实交互效果）。</w:t>
       </w:r>
     </w:p>
     <w:p>
@@ -7576,166 +7544,57 @@
     </w:p>
     <w:p>
       <w:pPr>
-        <w:pStyle w:val="Heading5"/>
+        <w:jc w:val="center"/>
       </w:pPr>
       <w:r>
-        <w:t>交互说明</w:t>
+        <w:drawing>
+          <wp:inline xmlns:a="http://schemas.openxmlformats.org/drawingml/2006/main" xmlns:pic="http://schemas.openxmlformats.org/drawingml/2006/picture">
+            <wp:extent cx="5760720" cy="5323700"/>
+            <wp:docPr id="3" name="Picture 3"/>
+            <wp:cNvGraphicFramePr>
+              <a:graphicFrameLocks noChangeAspect="1"/>
+            </wp:cNvGraphicFramePr>
+            <a:graphic>
+              <a:graphicData uri="http://schemas.openxmlformats.org/drawingml/2006/picture">
+                <pic:pic>
+                  <pic:nvPicPr>
+                    <pic:cNvPr id="0" name="img_1_1.png"/>
+                    <pic:cNvPicPr/>
+                  </pic:nvPicPr>
+                  <pic:blipFill>
+                    <a:blip r:embed="rId12"/>
+                    <a:stretch>
+                      <a:fillRect/>
+                    </a:stretch>
+                  </pic:blipFill>
+                  <pic:spPr>
+                    <a:xfrm>
+                      <a:off x="0" y="0"/>
+                      <a:ext cx="5760720" cy="5323700"/>
+                    </a:xfrm>
+                    <a:prstGeom prst="rect"/>
+                  </pic:spPr>
+                </pic:pic>
+              </a:graphicData>
+            </a:graphic>
+          </wp:inline>
+        </w:drawing>
       </w:r>
     </w:p>
     <w:p>
-      <w:pPr>
-        <w:pStyle w:val="ListBullet"/>
-      </w:pPr>
       <w:r>
-        <w:rPr>
-          <w:b/>
-        </w:rPr>
-        <w:t>目标直播间下拉：</w:t>
+        <w:t xml:space="preserve">完整可交互原型见 </w:t>
       </w:r>
+      <w:hyperlink r:id="rId9">
+        <w:r>
+          <w:rPr>
+            <w:rStyle w:val="Hyperlink"/>
+          </w:rPr>
+          <w:t>线上链接</w:t>
+        </w:r>
+      </w:hyperlink>
       <w:r>
-        <w:t>单选；显示格式为「直播间名称 + ID」（如「泰小虎健康好物专场 #001」），不含状态标签；切换直播间会清空已获取菜单与已选菜单（避免拿错菜单ID推到别的房间）。</w:t>
-      </w:r>
-    </w:p>
-    <w:p>
-      <w:pPr>
-        <w:pStyle w:val="ListBullet"/>
-      </w:pPr>
-      <w:r>
-        <w:rPr>
-          <w:b/>
-        </w:rPr>
-        <w:t>「🔄 刷新直播间」：</w:t>
-      </w:r>
-      <w:r>
-        <w:t>弹窗内实时重拉直播间列表；前端做防抖，连续点击间隔 ≥ 2 秒（</w:t>
-      </w:r>
-      <w:r>
-        <w:rPr>
-          <w:rFonts w:ascii="Consolas" w:hAnsi="Consolas"/>
-        </w:rPr>
-        <w:t>ListActivityAPI</w:t>
-      </w:r>
-      <w:r>
-        <w:t xml:space="preserve"> 限 120 次/分钟）。</w:t>
-      </w:r>
-    </w:p>
-    <w:p>
-      <w:pPr>
-        <w:pStyle w:val="ListBullet"/>
-      </w:pPr>
-      <w:r>
-        <w:rPr>
-          <w:b/>
-        </w:rPr>
-        <w:t>「📥 获取商品卡片」：</w:t>
-      </w:r>
-      <w:r>
-        <w:t xml:space="preserve">点后调 </w:t>
-      </w:r>
-      <w:r>
-        <w:rPr>
-          <w:rFonts w:ascii="Consolas" w:hAnsi="Consolas"/>
-        </w:rPr>
-        <w:t>GetActivityMenus</w:t>
-      </w:r>
-      <w:r>
-        <w:t xml:space="preserve"> 拉取该直播间的</w:t>
-      </w:r>
-      <w:r>
-        <w:rPr>
-          <w:b/>
-        </w:rPr>
-        <w:t>商品卡片菜单列表</w:t>
-      </w:r>
-      <w:r>
-        <w:t>（含菜单名称、菜单ID、是否启用），并将结果填充到下方「目标推送菜单」下拉。未点获取则下方下拉为「请先获取商品卡片」占位、不可选。</w:t>
-      </w:r>
-    </w:p>
-    <w:p>
-      <w:pPr>
-        <w:pStyle w:val="ListBullet"/>
-      </w:pPr>
-      <w:r>
-        <w:rPr>
-          <w:b/>
-        </w:rPr>
-        <w:t>目标推送菜单下拉：</w:t>
-      </w:r>
-      <w:r>
-        <w:t>选项格式为「</w:t>
-      </w:r>
-      <w:r>
-        <w:rPr>
-          <w:b/>
-        </w:rPr>
-        <w:t>菜单名称 #菜单ID</w:t>
-      </w:r>
-      <w:r>
-        <w:t>」（如「主推商品 #780」「福利商品 #815」）；</w:t>
-      </w:r>
-      <w:r>
-        <w:rPr>
-          <w:b/>
-        </w:rPr>
-        <w:t>仅启用（IsEnable=true）的菜单可选，未启用菜单置灰并标注「未启用」</w:t>
-      </w:r>
-      <w:r>
-        <w:t>；由运营</w:t>
-      </w:r>
-      <w:r>
-        <w:rPr>
-          <w:b/>
-        </w:rPr>
-        <w:t>手动选择一个</w:t>
-      </w:r>
-      <w:r>
-        <w:t>目标菜单，不推所有菜单。若下拉为空（完全无商品卡片菜单），提示「该直播间暂无商品卡片菜单，请先在直播后台创建」，并禁用推送；若仅有未启用菜单，由技术侧先启用已有菜单后再供选择。</w:t>
-      </w:r>
-    </w:p>
-    <w:p>
-      <w:pPr>
-        <w:pStyle w:val="ListBullet"/>
-      </w:pPr>
-      <w:r>
-        <w:rPr>
-          <w:b/>
-        </w:rPr>
-        <w:t>已选商品区：</w:t>
-      </w:r>
-      <w:r>
-        <w:t>打开弹窗时回显外层当前页勾选的商品（非跨页累计），可逐个「×」移除；顶部提示「已选择 N 个商品」，N 随移除实时递减。</w:t>
-      </w:r>
-    </w:p>
-    <w:p>
-      <w:pPr>
-        <w:pStyle w:val="ListBullet"/>
-      </w:pPr>
-      <w:r>
-        <w:rPr>
-          <w:b/>
-        </w:rPr>
-        <w:t>「同步直播间」：</w:t>
-      </w:r>
-      <w:r>
-        <w:t>仅当</w:t>
-      </w:r>
-      <w:r>
-        <w:rPr>
-          <w:b/>
-        </w:rPr>
-        <w:t>已选商品 &gt; 0 且 已获取菜单 且 已选目标菜单</w:t>
-      </w:r>
-      <w:r>
-        <w:t xml:space="preserve"> 三条件齐备时可点；触发后端组装字段（含 </w:t>
-      </w:r>
-      <w:r>
-        <w:rPr>
-          <w:rFonts w:ascii="Consolas" w:hAnsi="Consolas"/>
-        </w:rPr>
-        <w:t>ProductConfigId</w:t>
-      </w:r>
-      <w:r>
-        <w:t>）并调 API 链；处理期间按钮 loading。</w:t>
+        <w:t>（点击查看真实交互效果）。</w:t>
       </w:r>
     </w:p>
     <w:p>
@@ -9162,52 +9021,57 @@
     </w:p>
     <w:p>
       <w:pPr>
-        <w:pStyle w:val="Heading5"/>
+        <w:jc w:val="center"/>
       </w:pPr>
       <w:r>
-        <w:t>交互说明</w:t>
+        <w:drawing>
+          <wp:inline xmlns:a="http://schemas.openxmlformats.org/drawingml/2006/main" xmlns:pic="http://schemas.openxmlformats.org/drawingml/2006/picture">
+            <wp:extent cx="5760720" cy="5184648"/>
+            <wp:docPr id="4" name="Picture 4"/>
+            <wp:cNvGraphicFramePr>
+              <a:graphicFrameLocks noChangeAspect="1"/>
+            </wp:cNvGraphicFramePr>
+            <a:graphic>
+              <a:graphicData uri="http://schemas.openxmlformats.org/drawingml/2006/picture">
+                <pic:pic>
+                  <pic:nvPicPr>
+                    <pic:cNvPr id="0" name="img_1_2.png"/>
+                    <pic:cNvPicPr/>
+                  </pic:nvPicPr>
+                  <pic:blipFill>
+                    <a:blip r:embed="rId13"/>
+                    <a:stretch>
+                      <a:fillRect/>
+                    </a:stretch>
+                  </pic:blipFill>
+                  <pic:spPr>
+                    <a:xfrm>
+                      <a:off x="0" y="0"/>
+                      <a:ext cx="5760720" cy="5184648"/>
+                    </a:xfrm>
+                    <a:prstGeom prst="rect"/>
+                  </pic:spPr>
+                </pic:pic>
+              </a:graphicData>
+            </a:graphic>
+          </wp:inline>
+        </w:drawing>
       </w:r>
     </w:p>
     <w:p>
-      <w:pPr>
-        <w:pStyle w:val="ListBullet"/>
-      </w:pPr>
       <w:r>
-        <w:rPr>
-          <w:b/>
-        </w:rPr>
-        <w:t>筛选：</w:t>
+        <w:t xml:space="preserve">完整可交互原型见 </w:t>
       </w:r>
+      <w:hyperlink r:id="rId9">
+        <w:r>
+          <w:rPr>
+            <w:rStyle w:val="Hyperlink"/>
+          </w:rPr>
+          <w:t>线上链接</w:t>
+        </w:r>
+      </w:hyperlink>
       <w:r>
-        <w:t>按商品名称 / 品类过滤商品中心已铺商品。</w:t>
-      </w:r>
-    </w:p>
-    <w:p>
-      <w:pPr>
-        <w:pStyle w:val="ListBullet"/>
-      </w:pPr>
-      <w:r>
-        <w:rPr>
-          <w:b/>
-        </w:rPr>
-        <w:t>行勾选：</w:t>
-      </w:r>
-      <w:r>
-        <w:t>多选待添加商品；已存在商品置灰/禁选防重复。</w:t>
-      </w:r>
-    </w:p>
-    <w:p>
-      <w:pPr>
-        <w:pStyle w:val="ListBullet"/>
-      </w:pPr>
-      <w:r>
-        <w:rPr>
-          <w:b/>
-        </w:rPr>
-        <w:t>「添加到列表」：</w:t>
-      </w:r>
-      <w:r>
-        <w:t>把勾选商品写入直播商品列表（不调 API）。</w:t>
+        <w:t>（点击查看真实交互效果）。</w:t>
       </w:r>
     </w:p>
     <w:p>

--- a/live-prd.docx
+++ b/live-prd.docx
@@ -369,7 +369,7 @@
           <w:p>
             <w:r/>
             <w:r>
-              <w:t>V2.2</w:t>
+              <w:t>V2.3</w:t>
             </w:r>
           </w:p>
         </w:tc>
@@ -402,43 +402,61 @@
           <w:p>
             <w:r/>
             <w:r>
-              <w:t xml:space="preserve">定稿。基于 </w:t>
+              <w:t xml:space="preserve">基于 V2.2 收口 3 项待确认：① </w:t>
+            </w:r>
+            <w:r>
+              <w:rPr>
+                <w:b/>
+              </w:rPr>
+              <w:t>售罄不同步</w:t>
+            </w:r>
+            <w:r>
+              <w:t>——</w:t>
             </w:r>
             <w:r>
               <w:rPr>
                 <w:rFonts w:ascii="Consolas" w:hAnsi="Consolas"/>
               </w:rPr>
-              <w:t>UpdateSingleActivityProduct</w:t>
-            </w:r>
-            <w:r>
-              <w:t xml:space="preserve"> 接口：① 菜单ID </w:t>
+              <w:t>OutOfStock</w:t>
+            </w:r>
+            <w:r>
+              <w:t xml:space="preserve"> 固定不传（默认 0），不映射商品中心库存售罄；② </w:t>
+            </w:r>
+            <w:r>
+              <w:rPr>
+                <w:b/>
+              </w:rPr>
+              <w:t>菜单启用接口名定为 ModifyActivityMenus</w:t>
+            </w:r>
+            <w:r>
+              <w:t xml:space="preserve">（移除 @干系人 待确认，按此名开发）；③ </w:t>
+            </w:r>
+            <w:r>
+              <w:rPr>
+                <w:b/>
+              </w:rPr>
+              <w:t>小程序跳转（MiniAppDirectUrl 等）本期不做</w:t>
+            </w:r>
+            <w:r>
+              <w:t>（移除待确认）。其余同 V2.2：</w:t>
             </w:r>
             <w:r>
               <w:rPr>
                 <w:rFonts w:ascii="Consolas" w:hAnsi="Consolas"/>
               </w:rPr>
-              <w:t>ProductConfigId</w:t>
-            </w:r>
-            <w:r>
-              <w:t xml:space="preserve"> 必填，推送前 </w:t>
+              <w:t>Index</w:t>
+            </w:r>
+            <w:r>
+              <w:t xml:space="preserve"> 固定传 2 + </w:t>
             </w:r>
             <w:r>
               <w:rPr>
                 <w:rFonts w:ascii="Consolas" w:hAnsi="Consolas"/>
               </w:rPr>
-              <w:t>GetActivityMenus</w:t>
-            </w:r>
-            <w:r>
-              <w:t xml:space="preserve"> 拉取→弹窗下拉选目标菜单（名称+ID）；② 字段映射 20 参数；③ </w:t>
-            </w:r>
-            <w:r>
-              <w:rPr>
-                <w:b/>
-              </w:rPr>
-              <w:t>序号方案：Index 固定传 2 + ReorderIndex=true（重复时已有卡片自动往后顺延）</w:t>
-            </w:r>
-            <w:r>
-              <w:t>；④ 无已启用菜单时技术侧启用已有菜单（不新建），完全无菜单则阻断推送；⑤ 删除防误删/全量追加逻辑（单卡接口无此风险）。</w:t>
+              <w:t>ReorderIndex=true</w:t>
+            </w:r>
+            <w:r>
+              <w:t>（重复顺延）、字段映射 20 参数、菜单ID 必填、无启用菜单兜底启用、删除防误删逻辑。</w:t>
             </w:r>
           </w:p>
         </w:tc>
@@ -2668,7 +2686,13 @@
           <w:p>
             <w:r/>
             <w:r>
-              <w:t>默认 0（库存售罄是否映射 @干系人 确认，本期不传）</w:t>
+              <w:rPr>
+                <w:b/>
+              </w:rPr>
+              <w:t>本期不同步售罄</w:t>
+            </w:r>
+            <w:r>
+              <w:t>：默认 0，不映射商品中心库存售罄，卡片不标记售罄状态。</w:t>
             </w:r>
           </w:p>
         </w:tc>
@@ -3271,9 +3295,6 @@
                 <w:rFonts w:ascii="Consolas" w:hAnsi="Consolas"/>
               </w:rPr>
               <w:t>ModifyActivityMenus</w:t>
-            </w:r>
-            <w:r>
-              <w:t>（@干系人 确认接口名）</w:t>
             </w:r>
           </w:p>
         </w:tc>
@@ -7549,7 +7570,7 @@
       <w:r>
         <w:drawing>
           <wp:inline xmlns:a="http://schemas.openxmlformats.org/drawingml/2006/main" xmlns:pic="http://schemas.openxmlformats.org/drawingml/2006/picture">
-            <wp:extent cx="5760720" cy="5323700"/>
+            <wp:extent cx="5303520" cy="4901184"/>
             <wp:docPr id="3" name="Picture 3"/>
             <wp:cNvGraphicFramePr>
               <a:graphicFrameLocks noChangeAspect="1"/>
@@ -7570,7 +7591,7 @@
                   <pic:spPr>
                     <a:xfrm>
                       <a:off x="0" y="0"/>
-                      <a:ext cx="5760720" cy="5323700"/>
+                      <a:ext cx="5303520" cy="4901184"/>
                     </a:xfrm>
                     <a:prstGeom prst="rect"/>
                   </pic:spPr>
@@ -10858,6 +10879,238 @@
     </w:p>
     <w:p>
       <w:pPr>
+        <w:pStyle w:val="Heading2"/>
+      </w:pPr>
+      <w:r>
+        <w:t>九、待确认项汇总</w:t>
+      </w:r>
+    </w:p>
+    <w:p>
+      <w:r>
+        <w:t>V2.3 已收口 V2.2 的全部历史待确认项，</w:t>
+      </w:r>
+      <w:r>
+        <w:rPr>
+          <w:b/>
+        </w:rPr>
+        <w:t>本期无遗留待确认项</w:t>
+      </w:r>
+      <w:r>
+        <w:t>：</w:t>
+      </w:r>
+    </w:p>
+    <w:tbl>
+      <w:tblPr>
+        <w:tblStyle w:val="TableGrid"/>
+        <w:tblW w:type="auto" w:w="0"/>
+        <w:tblLook w:firstColumn="1" w:firstRow="1" w:lastColumn="0" w:lastRow="0" w:noHBand="0" w:noVBand="1" w:val="04A0"/>
+      </w:tblPr>
+      <w:tblGrid>
+        <w:gridCol w:w="2880"/>
+        <w:gridCol w:w="2880"/>
+        <w:gridCol w:w="2880"/>
+      </w:tblGrid>
+      <w:tr>
+        <w:tc>
+          <w:tcPr>
+            <w:tcW w:type="dxa" w:w="2880"/>
+            <w:shd w:val="clear" w:color="auto" w:fill="EDE7F6"/>
+          </w:tcPr>
+          <w:p>
+            <w:r>
+              <w:rPr>
+                <w:b/>
+              </w:rPr>
+            </w:r>
+            <w:r>
+              <w:rPr>
+                <w:b/>
+              </w:rPr>
+              <w:t>#</w:t>
+            </w:r>
+          </w:p>
+        </w:tc>
+        <w:tc>
+          <w:tcPr>
+            <w:tcW w:type="dxa" w:w="2880"/>
+            <w:shd w:val="clear" w:color="auto" w:fill="EDE7F6"/>
+          </w:tcPr>
+          <w:p>
+            <w:r>
+              <w:rPr>
+                <w:b/>
+              </w:rPr>
+            </w:r>
+            <w:r>
+              <w:rPr>
+                <w:b/>
+              </w:rPr>
+              <w:t>历史待确认项</w:t>
+            </w:r>
+          </w:p>
+        </w:tc>
+        <w:tc>
+          <w:tcPr>
+            <w:tcW w:type="dxa" w:w="2880"/>
+            <w:shd w:val="clear" w:color="auto" w:fill="EDE7F6"/>
+          </w:tcPr>
+          <w:p>
+            <w:r>
+              <w:rPr>
+                <w:b/>
+              </w:rPr>
+            </w:r>
+            <w:r>
+              <w:rPr>
+                <w:b/>
+              </w:rPr>
+              <w:t>V2.3 处置结论</w:t>
+            </w:r>
+          </w:p>
+        </w:tc>
+      </w:tr>
+      <w:tr>
+        <w:tc>
+          <w:tcPr>
+            <w:tcW w:type="dxa" w:w="2880"/>
+          </w:tcPr>
+          <w:p>
+            <w:r/>
+            <w:r>
+              <w:t>1</w:t>
+            </w:r>
+          </w:p>
+        </w:tc>
+        <w:tc>
+          <w:tcPr>
+            <w:tcW w:type="dxa" w:w="2880"/>
+          </w:tcPr>
+          <w:p>
+            <w:r/>
+            <w:r>
+              <w:t>售罄（</w:t>
+            </w:r>
+            <w:r>
+              <w:rPr>
+                <w:rFonts w:ascii="Consolas" w:hAnsi="Consolas"/>
+              </w:rPr>
+              <w:t>OutOfStock</w:t>
+            </w:r>
+            <w:r>
+              <w:t>）是否映射商品中心库存</w:t>
+            </w:r>
+          </w:p>
+        </w:tc>
+        <w:tc>
+          <w:tcPr>
+            <w:tcW w:type="dxa" w:w="2880"/>
+          </w:tcPr>
+          <w:p>
+            <w:r/>
+            <w:r>
+              <w:rPr>
+                <w:b/>
+              </w:rPr>
+              <w:t>不同步</w:t>
+            </w:r>
+            <w:r>
+              <w:t>：固定不传（默认 0），不映射商品中心库存售罄，卡片不标记售罄（见 §3.3）。</w:t>
+            </w:r>
+          </w:p>
+        </w:tc>
+      </w:tr>
+      <w:tr>
+        <w:tc>
+          <w:tcPr>
+            <w:tcW w:type="dxa" w:w="2880"/>
+          </w:tcPr>
+          <w:p>
+            <w:r/>
+            <w:r>
+              <w:t>2</w:t>
+            </w:r>
+          </w:p>
+        </w:tc>
+        <w:tc>
+          <w:tcPr>
+            <w:tcW w:type="dxa" w:w="2880"/>
+          </w:tcPr>
+          <w:p>
+            <w:r/>
+            <w:r>
+              <w:t>菜单启用接口确切名</w:t>
+            </w:r>
+          </w:p>
+        </w:tc>
+        <w:tc>
+          <w:tcPr>
+            <w:tcW w:type="dxa" w:w="2880"/>
+          </w:tcPr>
+          <w:p>
+            <w:r/>
+            <w:r>
+              <w:t xml:space="preserve">定为 </w:t>
+            </w:r>
+            <w:r>
+              <w:rPr>
+                <w:rFonts w:ascii="Consolas" w:hAnsi="Consolas"/>
+              </w:rPr>
+              <w:t>ModifyActivityMenus</w:t>
+            </w:r>
+            <w:r>
+              <w:t>（按此名开发，移除 @干系人 待确认，见 §3.4）。</w:t>
+            </w:r>
+          </w:p>
+        </w:tc>
+      </w:tr>
+      <w:tr>
+        <w:tc>
+          <w:tcPr>
+            <w:tcW w:type="dxa" w:w="2880"/>
+          </w:tcPr>
+          <w:p>
+            <w:r/>
+            <w:r>
+              <w:t>3</w:t>
+            </w:r>
+          </w:p>
+        </w:tc>
+        <w:tc>
+          <w:tcPr>
+            <w:tcW w:type="dxa" w:w="2880"/>
+          </w:tcPr>
+          <w:p>
+            <w:r/>
+            <w:r>
+              <w:t>小程序跳转（</w:t>
+            </w:r>
+            <w:r>
+              <w:rPr>
+                <w:rFonts w:ascii="Consolas" w:hAnsi="Consolas"/>
+              </w:rPr>
+              <w:t>MiniAppDirectUrl</w:t>
+            </w:r>
+            <w:r>
+              <w:t xml:space="preserve"> 等）</w:t>
+            </w:r>
+          </w:p>
+        </w:tc>
+        <w:tc>
+          <w:tcPr>
+            <w:tcW w:type="dxa" w:w="2880"/>
+          </w:tcPr>
+          <w:p>
+            <w:r/>
+            <w:r>
+              <w:t>本期不做（已在 §3.3 统计行与 §3.5 影响范围明确排除）。</w:t>
+            </w:r>
+          </w:p>
+        </w:tc>
+      </w:tr>
+    </w:tbl>
+    <w:p/>
+    <w:p>
+      <w:pPr>
         <w:jc w:val="center"/>
       </w:pPr>
       <w:r>
@@ -10865,7 +11118,7 @@
           <w:i/>
           <w:sz w:val="18"/>
         </w:rPr>
-        <w:t>泰小虎 · 直播挂车 PRD V2.2 · 2026-07-27 · 评审中</w:t>
+        <w:t>泰小虎 · 直播挂车 PRD V2.3 · 2026-07-27 · 评审中</w:t>
       </w:r>
     </w:p>
     <w:sectPr>
